--- a/data/ai_paras/AI_para_31.docx
+++ b/data/ai_paras/AI_para_31.docx
@@ -4,7 +4,7 @@
   <w:body>
     <w:p>
       <w:r>
-        <w:t>Furthermore, the ultimate effects of social media use on mental well-being are intricately tied to comparison culture and self-esteem issues. Research indicates that social media platforms, such as Instagram, can amplify social comparison, which subsequently decreases self-esteem and heightens social anxiety (Ref-f422876). From a personal perspective, constantly comparing oneself to curated images of peers can lead to persistent feelings of inadequacy and diminished self-worth. Additionally, studies suggest that a strong orientation towards social comparison on social networking sites negatively affects psychological well-being by eroding self-esteem and perceived social support (Ref-f422876). These experiences underscore the long-term mental health challenges posed by social media, where the relentless cycle of comparison perpetuates a decline in self-esteem, ultimately impacting users' emotional health.</w:t>
+        <w:t>Immediately, social media use can exacerbate anxiety and depression, as evidenced by numerous studies linking these platforms to heightened mental distress. For instance, the systematic review by Karim and Oyewande underscores that increased time spent on social media correlates with higher rates of anxiety and depression, particularly through passive consumption, which often leaves users feeling disconnected and inadequate (Ref-s841283). Drawing from personal experience, scrolling through social media feeds can provoke feelings of anxiety, especially when confronted with posts that highlight others' seemingly perfect lives. Moreover, Huang's meta-analysis reveals a consistent negative relationship between problematic social media use and overall well-being, further cementing the immediate psychological risks involved (Ref-s841283). These instances illustrate how social media, while offering connectivity, can concurrently foster environments where anxiety and depression thrive, leading to immediate adverse effects on users' mental health.</w:t>
       </w:r>
     </w:p>
     <w:sectPr>
